--- a/文件/競賽的相關東西/114年_專題成果參與校外競賽認列申請表 所有競賽/114年_專題成果參與校外競賽認列申請表 - 雙福.docx
+++ b/文件/競賽的相關東西/114年_專題成果參與校外競賽認列申請表 所有競賽/114年_專題成果參與校外競賽認列申請表 - 雙福.docx
@@ -663,7 +663,7 @@
               <w:snapToGrid w:val="0"/>
               <w:jc w:val="both"/>
               <w:rPr>
-                <w:rFonts w:ascii="新細明體" w:eastAsia="新細明體" w:hAnsi="新細明體" w:hint="eastAsia"/>
+                <w:rFonts w:ascii="新細明體" w:eastAsia="新細明體" w:hAnsi="新細明體"/>
                 <w:sz w:val="26"/>
                 <w:szCs w:val="26"/>
               </w:rPr>
@@ -941,7 +941,7 @@
               <w:spacing w:line="360" w:lineRule="auto"/>
               <w:jc w:val="both"/>
               <w:rPr>
-                <w:rFonts w:ascii="新細明體" w:eastAsia="新細明體" w:hAnsi="新細明體" w:hint="eastAsia"/>
+                <w:rFonts w:ascii="新細明體" w:eastAsia="新細明體" w:hAnsi="新細明體"/>
                 <w:sz w:val="26"/>
                 <w:szCs w:val="26"/>
               </w:rPr>
@@ -2352,6 +2352,7 @@
     <w:p>
       <w:pPr>
         <w:rPr>
+          <w:rFonts w:hint="eastAsia"/>
           <w:bCs/>
           <w:sz w:val="20"/>
           <w:szCs w:val="20"/>
@@ -2360,13 +2361,133 @@
       <w:r>
         <w:rPr>
           <w:rFonts w:hint="eastAsia"/>
+          <w:bCs/>
           <w:noProof/>
+          <w:sz w:val="20"/>
+          <w:szCs w:val="20"/>
+        </w:rPr>
+        <mc:AlternateContent>
+          <mc:Choice Requires="wpi">
+            <w:drawing>
+              <wp:anchor distT="0" distB="0" distL="114300" distR="114300" simplePos="0" relativeHeight="251660288" behindDoc="0" locked="0" layoutInCell="1" allowOverlap="1" wp14:anchorId="0432BC49" wp14:editId="0E959F8C">
+                <wp:simplePos x="0" y="0"/>
+                <wp:positionH relativeFrom="column">
+                  <wp:posOffset>5070082</wp:posOffset>
+                </wp:positionH>
+                <wp:positionV relativeFrom="paragraph">
+                  <wp:posOffset>338963</wp:posOffset>
+                </wp:positionV>
+                <wp:extent cx="850320" cy="8640"/>
+                <wp:effectExtent l="95250" t="152400" r="102235" b="163195"/>
+                <wp:wrapNone/>
+                <wp:docPr id="1644497659" name="筆跡 6"/>
+                <wp:cNvGraphicFramePr/>
+                <a:graphic xmlns:a="http://schemas.openxmlformats.org/drawingml/2006/main">
+                  <a:graphicData uri="http://schemas.microsoft.com/office/word/2010/wordprocessingInk">
+                    <w14:contentPart bwMode="auto" r:id="rId7">
+                      <w14:nvContentPartPr>
+                        <w14:cNvContentPartPr/>
+                      </w14:nvContentPartPr>
+                      <w14:xfrm>
+                        <a:off x="0" y="0"/>
+                        <a:ext cx="850320" cy="8640"/>
+                      </w14:xfrm>
+                    </w14:contentPart>
+                  </a:graphicData>
+                </a:graphic>
+              </wp:anchor>
+            </w:drawing>
+          </mc:Choice>
+          <mc:Fallback>
+            <w:pict>
+              <v:shapetype w14:anchorId="60C3FB0B" id="_x0000_t75" coordsize="21600,21600" o:spt="75" o:preferrelative="t" path="m@4@5l@4@11@9@11@9@5xe" filled="f" stroked="f">
+                <v:stroke joinstyle="miter"/>
+                <v:formulas>
+                  <v:f eqn="if lineDrawn pixelLineWidth 0"/>
+                  <v:f eqn="sum @0 1 0"/>
+                  <v:f eqn="sum 0 0 @1"/>
+                  <v:f eqn="prod @2 1 2"/>
+                  <v:f eqn="prod @3 21600 pixelWidth"/>
+                  <v:f eqn="prod @3 21600 pixelHeight"/>
+                  <v:f eqn="sum @0 0 1"/>
+                  <v:f eqn="prod @6 1 2"/>
+                  <v:f eqn="prod @7 21600 pixelWidth"/>
+                  <v:f eqn="sum @8 21600 0"/>
+                  <v:f eqn="prod @7 21600 pixelHeight"/>
+                  <v:f eqn="sum @10 21600 0"/>
+                </v:formulas>
+                <v:path o:extrusionok="f" gradientshapeok="t" o:connecttype="rect"/>
+                <o:lock v:ext="edit" aspectratio="t"/>
+              </v:shapetype>
+              <v:shape id="筆跡 6" o:spid="_x0000_s1026" type="#_x0000_t75" style="position:absolute;margin-left:394.95pt;margin-top:18.2pt;width:75.45pt;height:17.7pt;z-index:251660288;visibility:visible;mso-wrap-style:square;mso-wrap-distance-left:9pt;mso-wrap-distance-top:0;mso-wrap-distance-right:9pt;mso-wrap-distance-bottom:0;mso-position-horizontal:absolute;mso-position-horizontal-relative:text;mso-position-vertical:absolute;mso-position-vertical-relative:text" o:gfxdata="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">
+                <v:imagedata r:id="rId8" o:title=""/>
+              </v:shape>
+            </w:pict>
+          </mc:Fallback>
+        </mc:AlternateContent>
+      </w:r>
+      <w:r>
+        <w:rPr>
+          <w:rFonts w:hint="eastAsia"/>
+          <w:bCs/>
+          <w:noProof/>
+          <w:sz w:val="20"/>
+          <w:szCs w:val="20"/>
+        </w:rPr>
+        <mc:AlternateContent>
+          <mc:Choice Requires="wpi">
+            <w:drawing>
+              <wp:anchor distT="0" distB="0" distL="114300" distR="114300" simplePos="0" relativeHeight="251659264" behindDoc="0" locked="0" layoutInCell="1" allowOverlap="1" wp14:anchorId="6A5FD124" wp14:editId="1DC37F3B">
+                <wp:simplePos x="0" y="0"/>
+                <wp:positionH relativeFrom="column">
+                  <wp:posOffset>5084277</wp:posOffset>
+                </wp:positionH>
+                <wp:positionV relativeFrom="paragraph">
+                  <wp:posOffset>3756285</wp:posOffset>
+                </wp:positionV>
+                <wp:extent cx="692640" cy="6480"/>
+                <wp:effectExtent l="95250" t="152400" r="107950" b="146050"/>
+                <wp:wrapNone/>
+                <wp:docPr id="2139437403" name="筆跡 3"/>
+                <wp:cNvGraphicFramePr/>
+                <a:graphic xmlns:a="http://schemas.openxmlformats.org/drawingml/2006/main">
+                  <a:graphicData uri="http://schemas.microsoft.com/office/word/2010/wordprocessingInk">
+                    <w14:contentPart bwMode="auto" r:id="rId9">
+                      <w14:nvContentPartPr>
+                        <w14:cNvContentPartPr/>
+                      </w14:nvContentPartPr>
+                      <w14:xfrm>
+                        <a:off x="0" y="0"/>
+                        <a:ext cx="692640" cy="6480"/>
+                      </w14:xfrm>
+                    </w14:contentPart>
+                  </a:graphicData>
+                </a:graphic>
+              </wp:anchor>
+            </w:drawing>
+          </mc:Choice>
+          <mc:Fallback>
+            <w:pict>
+              <v:shape w14:anchorId="5A92DAFE" id="筆跡 3" o:spid="_x0000_s1026" type="#_x0000_t75" style="position:absolute;margin-left:396.1pt;margin-top:287.25pt;width:63.05pt;height:17.5pt;z-index:251659264;visibility:visible;mso-wrap-style:square;mso-wrap-distance-left:9pt;mso-wrap-distance-top:0;mso-wrap-distance-right:9pt;mso-wrap-distance-bottom:0;mso-position-horizontal:absolute;mso-position-horizontal-relative:text;mso-position-vertical:absolute;mso-position-vertical-relative:text" o:gfxdata="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">
+                <v:imagedata r:id="rId10" o:title=""/>
+              </v:shape>
+            </w:pict>
+          </mc:Fallback>
+        </mc:AlternateContent>
+      </w:r>
+      <w:r>
+        <w:rPr>
+          <w:rFonts w:hint="eastAsia"/>
+          <w:bCs/>
+          <w:noProof/>
+          <w:sz w:val="20"/>
+          <w:szCs w:val="20"/>
         </w:rPr>
         <w:drawing>
-          <wp:inline distT="0" distB="0" distL="114300" distR="114300" wp14:anchorId="17DF6105" wp14:editId="3C12A08F">
-            <wp:extent cx="6423660" cy="3612921"/>
-            <wp:effectExtent l="0" t="0" r="0" b="6985"/>
-            <wp:docPr id="1" name="圖片 1" descr="messageImage_1758196662437"/>
+          <wp:inline distT="0" distB="0" distL="0" distR="0" wp14:anchorId="60DA8925" wp14:editId="63A8EF59">
+            <wp:extent cx="6479540" cy="3425190"/>
+            <wp:effectExtent l="0" t="0" r="0" b="3810"/>
+            <wp:docPr id="823045847" name="圖片 1" descr="一張含有 文字, 螢幕擷取畫面 的圖片&#10;&#10;AI 產生的內容可能不正確。"/>
             <wp:cNvGraphicFramePr>
               <a:graphicFrameLocks xmlns:a="http://schemas.openxmlformats.org/drawingml/2006/main" noChangeAspect="1"/>
             </wp:cNvGraphicFramePr>
@@ -2374,13 +2495,17 @@
               <a:graphicData uri="http://schemas.openxmlformats.org/drawingml/2006/picture">
                 <pic:pic xmlns:pic="http://schemas.openxmlformats.org/drawingml/2006/picture">
                   <pic:nvPicPr>
-                    <pic:cNvPr id="1" name="圖片 1" descr="messageImage_1758196662437"/>
-                    <pic:cNvPicPr>
-                      <a:picLocks noChangeAspect="1"/>
-                    </pic:cNvPicPr>
+                    <pic:cNvPr id="823045847" name="圖片 1" descr="一張含有 文字, 螢幕擷取畫面 的圖片&#10;&#10;AI 產生的內容可能不正確。"/>
+                    <pic:cNvPicPr/>
                   </pic:nvPicPr>
                   <pic:blipFill>
-                    <a:blip r:embed="rId7"/>
+                    <a:blip r:embed="rId11">
+                      <a:extLst>
+                        <a:ext uri="{28A0092B-C50C-407E-A947-70E740481C1C}">
+                          <a14:useLocalDpi xmlns:a14="http://schemas.microsoft.com/office/drawing/2010/main" val="0"/>
+                        </a:ext>
+                      </a:extLst>
+                    </a:blip>
                     <a:stretch>
                       <a:fillRect/>
                     </a:stretch>
@@ -2388,7 +2513,7 @@
                   <pic:spPr>
                     <a:xfrm>
                       <a:off x="0" y="0"/>
-                      <a:ext cx="6434914" cy="3619251"/>
+                      <a:ext cx="6479540" cy="3425190"/>
                     </a:xfrm>
                     <a:prstGeom prst="rect">
                       <a:avLst/>
@@ -2404,15 +2529,6 @@
     <w:p>
       <w:pPr>
         <w:rPr>
-          <w:bCs/>
-          <w:sz w:val="20"/>
-          <w:szCs w:val="20"/>
-        </w:rPr>
-      </w:pPr>
-    </w:p>
-    <w:p>
-      <w:pPr>
-        <w:rPr>
           <w:rFonts w:hint="eastAsia"/>
           <w:bCs/>
           <w:sz w:val="20"/>
@@ -2422,13 +2538,16 @@
       <w:r>
         <w:rPr>
           <w:rFonts w:hint="eastAsia"/>
+          <w:bCs/>
           <w:noProof/>
+          <w:sz w:val="20"/>
+          <w:szCs w:val="20"/>
         </w:rPr>
         <w:drawing>
-          <wp:inline distT="0" distB="0" distL="114300" distR="114300" wp14:anchorId="0C6D7F96" wp14:editId="29FE1BA8">
-            <wp:extent cx="6469380" cy="3638636"/>
-            <wp:effectExtent l="0" t="0" r="7620" b="0"/>
-            <wp:docPr id="2" name="圖片 2" descr="messageImage_1758196686225"/>
+          <wp:inline distT="0" distB="0" distL="0" distR="0" wp14:anchorId="643DA9BB" wp14:editId="42682A37">
+            <wp:extent cx="6479540" cy="3001645"/>
+            <wp:effectExtent l="0" t="0" r="0" b="8255"/>
+            <wp:docPr id="564544394" name="圖片 2" descr="一張含有 文字, 螢幕擷取畫面 的圖片&#10;&#10;AI 產生的內容可能不正確。"/>
             <wp:cNvGraphicFramePr>
               <a:graphicFrameLocks xmlns:a="http://schemas.openxmlformats.org/drawingml/2006/main" noChangeAspect="1"/>
             </wp:cNvGraphicFramePr>
@@ -2436,13 +2555,17 @@
               <a:graphicData uri="http://schemas.openxmlformats.org/drawingml/2006/picture">
                 <pic:pic xmlns:pic="http://schemas.openxmlformats.org/drawingml/2006/picture">
                   <pic:nvPicPr>
-                    <pic:cNvPr id="2" name="圖片 2" descr="messageImage_1758196686225"/>
-                    <pic:cNvPicPr>
-                      <a:picLocks noChangeAspect="1"/>
-                    </pic:cNvPicPr>
+                    <pic:cNvPr id="564544394" name="圖片 2" descr="一張含有 文字, 螢幕擷取畫面 的圖片&#10;&#10;AI 產生的內容可能不正確。"/>
+                    <pic:cNvPicPr/>
                   </pic:nvPicPr>
                   <pic:blipFill>
-                    <a:blip r:embed="rId8"/>
+                    <a:blip r:embed="rId12">
+                      <a:extLst>
+                        <a:ext uri="{28A0092B-C50C-407E-A947-70E740481C1C}">
+                          <a14:useLocalDpi xmlns:a14="http://schemas.microsoft.com/office/drawing/2010/main" val="0"/>
+                        </a:ext>
+                      </a:extLst>
+                    </a:blip>
                     <a:stretch>
                       <a:fillRect/>
                     </a:stretch>
@@ -2450,7 +2573,7 @@
                   <pic:spPr>
                     <a:xfrm>
                       <a:off x="0" y="0"/>
-                      <a:ext cx="6489459" cy="3649929"/>
+                      <a:ext cx="6479540" cy="3001645"/>
                     </a:xfrm>
                     <a:prstGeom prst="rect">
                       <a:avLst/>
@@ -2464,7 +2587,7 @@
       </w:r>
     </w:p>
     <w:sectPr>
-      <w:footerReference w:type="default" r:id="rId9"/>
+      <w:footerReference w:type="default" r:id="rId13"/>
       <w:pgSz w:w="11906" w:h="16838"/>
       <w:pgMar w:top="289" w:right="851" w:bottom="295" w:left="851" w:header="0" w:footer="283" w:gutter="0"/>
       <w:cols w:space="425"/>
@@ -3266,6 +3389,7 @@
   <w:style w:type="character" w:default="1" w:styleId="a0">
     <w:name w:val="Default Paragraph Font"/>
     <w:uiPriority w:val="1"/>
+    <w:semiHidden/>
     <w:unhideWhenUsed/>
   </w:style>
   <w:style w:type="table" w:default="1" w:styleId="a1">
@@ -3392,6 +3516,64 @@
     </w:rPr>
   </w:style>
 </w:styles>
+</file>
+
+<file path=word/ink/ink1.xml><?xml version="1.0" encoding="utf-8"?>
+<inkml:ink xmlns:inkml="http://www.w3.org/2003/InkML">
+  <inkml:definitions>
+    <inkml:context xml:id="ctx0">
+      <inkml:inkSource xml:id="inkSrc0">
+        <inkml:traceFormat>
+          <inkml:channel name="X" type="integer" min="-2.14748E9" max="2.14748E9" units="cm"/>
+          <inkml:channel name="Y" type="integer" min="-2.14748E9" max="2.14748E9" units="cm"/>
+        </inkml:traceFormat>
+        <inkml:channelProperties>
+          <inkml:channelProperty channel="X" name="resolution" value="1000" units="1/cm"/>
+          <inkml:channelProperty channel="Y" name="resolution" value="1000" units="1/cm"/>
+        </inkml:channelProperties>
+      </inkml:inkSource>
+      <inkml:timestamp xml:id="ts0" timeString="2025-11-27T16:32:07.328"/>
+    </inkml:context>
+    <inkml:brush xml:id="br0">
+      <inkml:brushProperty name="width" value="0.3" units="cm"/>
+      <inkml:brushProperty name="height" value="0.6" units="cm"/>
+      <inkml:brushProperty name="color" value="#FFFC00"/>
+      <inkml:brushProperty name="tip" value="rectangle"/>
+      <inkml:brushProperty name="rasterOp" value="maskPen"/>
+      <inkml:brushProperty name="ignorePressure" value="1"/>
+    </inkml:brush>
+  </inkml:definitions>
+  <inkml:trace contextRef="#ctx0" brushRef="#br0">0 1,'447'0,"-324"11,-58-12,91 2,-109 3,71 3,530-7,-605-2,42-8,42-1,365 12,-482-1</inkml:trace>
+</inkml:ink>
+</file>
+
+<file path=word/ink/ink2.xml><?xml version="1.0" encoding="utf-8"?>
+<inkml:ink xmlns:inkml="http://www.w3.org/2003/InkML">
+  <inkml:definitions>
+    <inkml:context xml:id="ctx0">
+      <inkml:inkSource xml:id="inkSrc0">
+        <inkml:traceFormat>
+          <inkml:channel name="X" type="integer" min="-2.14748E9" max="2.14748E9" units="cm"/>
+          <inkml:channel name="Y" type="integer" min="-2.14748E9" max="2.14748E9" units="cm"/>
+        </inkml:traceFormat>
+        <inkml:channelProperties>
+          <inkml:channelProperty channel="X" name="resolution" value="1000" units="1/cm"/>
+          <inkml:channelProperty channel="Y" name="resolution" value="1000" units="1/cm"/>
+        </inkml:channelProperties>
+      </inkml:inkSource>
+      <inkml:timestamp xml:id="ts0" timeString="2025-11-27T16:31:30.563"/>
+    </inkml:context>
+    <inkml:brush xml:id="br0">
+      <inkml:brushProperty name="width" value="0.3" units="cm"/>
+      <inkml:brushProperty name="height" value="0.6" units="cm"/>
+      <inkml:brushProperty name="color" value="#FFFC00"/>
+      <inkml:brushProperty name="tip" value="rectangle"/>
+      <inkml:brushProperty name="rasterOp" value="maskPen"/>
+      <inkml:brushProperty name="ignorePressure" value="1"/>
+    </inkml:brush>
+  </inkml:definitions>
+  <inkml:trace contextRef="#ctx0" brushRef="#br0">0 18,'664'-11,"-332"4,85 16,-60 0,-221-9,-119 0</inkml:trace>
+</inkml:ink>
 </file>
 
 <file path=word/theme/theme1.xml><?xml version="1.0" encoding="utf-8"?>
